--- a/Eljie J. Peteros.docx
+++ b/Eljie J. Peteros.docx
@@ -6,16 +6,16 @@
       <w:pPr>
         <w:pStyle w:val="Heading1"/>
         <w:spacing w:line="360" w:lineRule="auto"/>
-        <w:jc w:val="both"/>
-        <w:rPr>
-          <w:sz w:val="24"/>
-          <w:szCs w:val="24"/>
-        </w:rPr>
-      </w:pPr>
-      <w:r>
-        <w:rPr>
-          <w:sz w:val="24"/>
-          <w:szCs w:val="24"/>
+        <w:jc w:val="center"/>
+        <w:rPr>
+          <w:sz w:val="56"/>
+          <w:szCs w:val="56"/>
+        </w:rPr>
+      </w:pPr>
+      <w:r>
+        <w:rPr>
+          <w:sz w:val="56"/>
+          <w:szCs w:val="56"/>
         </w:rPr>
         <w:t>FINAL PROJECT DOCUMENTATION PAPER</w:t>
       </w:r>
@@ -24,25 +24,102 @@
       <w:pPr>
         <w:pStyle w:val="Heading2"/>
         <w:spacing w:line="360" w:lineRule="auto"/>
-        <w:jc w:val="both"/>
-        <w:rPr>
-          <w:sz w:val="24"/>
-          <w:szCs w:val="24"/>
-        </w:rPr>
-      </w:pPr>
-      <w:r>
-        <w:rPr>
-          <w:sz w:val="24"/>
-          <w:szCs w:val="24"/>
+        <w:jc w:val="center"/>
+        <w:rPr>
+          <w:sz w:val="56"/>
+          <w:szCs w:val="56"/>
+        </w:rPr>
+      </w:pPr>
+      <w:r>
+        <w:rPr>
+          <w:sz w:val="56"/>
+          <w:szCs w:val="56"/>
         </w:rPr>
         <w:t>A WEB-BASED VIA ONLINE STORE SYSTEM</w:t>
       </w:r>
     </w:p>
     <w:p>
       <w:pPr>
-        <w:pStyle w:val="NormalWeb"/>
-        <w:spacing w:line="360" w:lineRule="auto"/>
-        <w:jc w:val="both"/>
+        <w:pStyle w:val="Heading2"/>
+        <w:spacing w:line="360" w:lineRule="auto"/>
+        <w:jc w:val="center"/>
+        <w:rPr>
+          <w:sz w:val="24"/>
+          <w:szCs w:val="24"/>
+        </w:rPr>
+      </w:pPr>
+    </w:p>
+    <w:p>
+      <w:pPr>
+        <w:pStyle w:val="Heading2"/>
+        <w:spacing w:line="360" w:lineRule="auto"/>
+        <w:jc w:val="center"/>
+        <w:rPr>
+          <w:sz w:val="24"/>
+          <w:szCs w:val="24"/>
+        </w:rPr>
+      </w:pPr>
+    </w:p>
+    <w:p>
+      <w:pPr>
+        <w:pStyle w:val="Heading2"/>
+        <w:spacing w:line="360" w:lineRule="auto"/>
+        <w:jc w:val="center"/>
+        <w:rPr>
+          <w:sz w:val="24"/>
+          <w:szCs w:val="24"/>
+        </w:rPr>
+      </w:pPr>
+    </w:p>
+    <w:p>
+      <w:pPr>
+        <w:pStyle w:val="Heading2"/>
+        <w:spacing w:line="360" w:lineRule="auto"/>
+        <w:jc w:val="center"/>
+        <w:rPr>
+          <w:sz w:val="24"/>
+          <w:szCs w:val="24"/>
+        </w:rPr>
+      </w:pPr>
+    </w:p>
+    <w:p>
+      <w:pPr>
+        <w:pStyle w:val="Heading2"/>
+        <w:spacing w:line="360" w:lineRule="auto"/>
+        <w:jc w:val="center"/>
+        <w:rPr>
+          <w:sz w:val="24"/>
+          <w:szCs w:val="24"/>
+        </w:rPr>
+      </w:pPr>
+    </w:p>
+    <w:p>
+      <w:pPr>
+        <w:pStyle w:val="Heading2"/>
+        <w:spacing w:line="360" w:lineRule="auto"/>
+        <w:jc w:val="center"/>
+        <w:rPr>
+          <w:sz w:val="24"/>
+          <w:szCs w:val="24"/>
+        </w:rPr>
+      </w:pPr>
+    </w:p>
+    <w:p>
+      <w:pPr>
+        <w:pStyle w:val="Heading2"/>
+        <w:spacing w:line="360" w:lineRule="auto"/>
+        <w:jc w:val="center"/>
+        <w:rPr>
+          <w:sz w:val="24"/>
+          <w:szCs w:val="24"/>
+        </w:rPr>
+      </w:pPr>
+    </w:p>
+    <w:p>
+      <w:pPr>
+        <w:pStyle w:val="NormalWeb"/>
+        <w:spacing w:line="360" w:lineRule="auto"/>
+        <w:jc w:val="center"/>
       </w:pPr>
       <w:r>
         <w:rPr>
@@ -54,82 +131,58 @@
       <w:r>
         <w:t xml:space="preserve"> </w:t>
       </w:r>
-      <w:proofErr w:type="spellStart"/>
-      <w:r>
-        <w:t>Eljie</w:t>
-      </w:r>
-      <w:proofErr w:type="spellEnd"/>
-      <w:r>
-        <w:t xml:space="preserve"> J. </w:t>
-      </w:r>
-      <w:proofErr w:type="spellStart"/>
-      <w:r>
-        <w:t>Peteros</w:t>
-      </w:r>
-      <w:proofErr w:type="spellEnd"/>
-    </w:p>
-    <w:p>
-      <w:pPr>
-        <w:pStyle w:val="NormalWeb"/>
-        <w:spacing w:line="360" w:lineRule="auto"/>
-        <w:jc w:val="both"/>
+      <w:r>
+        <w:t>Eljie J. Peteros</w:t>
+      </w:r>
+    </w:p>
+    <w:p>
+      <w:pPr>
+        <w:pStyle w:val="NormalWeb"/>
+        <w:spacing w:line="360" w:lineRule="auto"/>
+        <w:jc w:val="center"/>
       </w:pPr>
       <w:r>
         <w:rPr>
           <w:b/>
           <w:bCs/>
         </w:rPr>
-        <w:t>Course/</w:t>
-      </w:r>
-      <w:proofErr w:type="spellStart"/>
-      <w:proofErr w:type="gramStart"/>
+        <w:t>Course/Subject:</w:t>
+      </w:r>
+      <w:r>
+        <w:t>BSIT 3A</w:t>
+      </w:r>
+    </w:p>
+    <w:p>
+      <w:pPr>
+        <w:pStyle w:val="NormalWeb"/>
+        <w:spacing w:line="360" w:lineRule="auto"/>
+        <w:jc w:val="center"/>
+      </w:pPr>
       <w:r>
         <w:rPr>
           <w:b/>
           <w:bCs/>
         </w:rPr>
-        <w:t>Subject:</w:t>
-      </w:r>
-      <w:r>
-        <w:t>BSIT</w:t>
-      </w:r>
-      <w:proofErr w:type="spellEnd"/>
-      <w:proofErr w:type="gramEnd"/>
-      <w:r>
-        <w:t xml:space="preserve"> 3A</w:t>
-      </w:r>
-    </w:p>
-    <w:p>
-      <w:pPr>
-        <w:pStyle w:val="NormalWeb"/>
-        <w:spacing w:line="360" w:lineRule="auto"/>
-        <w:jc w:val="both"/>
+        <w:t>Instructor:</w:t>
+      </w:r>
+      <w:r>
+        <w:t xml:space="preserve"> </w:t>
+      </w:r>
+      <w:r>
+        <w:t>Jeremiah Dela Cruz</w:t>
+      </w:r>
+    </w:p>
+    <w:p>
+      <w:pPr>
+        <w:pStyle w:val="NormalWeb"/>
+        <w:spacing w:line="360" w:lineRule="auto"/>
+        <w:jc w:val="center"/>
       </w:pPr>
       <w:r>
         <w:rPr>
           <w:b/>
           <w:bCs/>
         </w:rPr>
-        <w:t>Instructor:</w:t>
-      </w:r>
-      <w:r>
-        <w:t xml:space="preserve"> </w:t>
-      </w:r>
-      <w:r>
-        <w:t>Jeremiah Dela Cruz</w:t>
-      </w:r>
-    </w:p>
-    <w:p>
-      <w:pPr>
-        <w:pStyle w:val="NormalWeb"/>
-        <w:spacing w:line="360" w:lineRule="auto"/>
-        <w:jc w:val="both"/>
-      </w:pPr>
-      <w:r>
-        <w:rPr>
-          <w:b/>
-          <w:bCs/>
-        </w:rPr>
         <w:t>Date Submitted:</w:t>
       </w:r>
       <w:r>
@@ -152,86 +205,13 @@
     </w:p>
     <w:p>
       <w:pPr>
-        <w:pStyle w:val="NormalWeb"/>
-        <w:spacing w:line="360" w:lineRule="auto"/>
-        <w:jc w:val="both"/>
-      </w:pPr>
-    </w:p>
-    <w:p>
-      <w:pPr>
-        <w:pStyle w:val="NormalWeb"/>
-        <w:spacing w:line="360" w:lineRule="auto"/>
-        <w:jc w:val="both"/>
-      </w:pPr>
-    </w:p>
-    <w:p>
-      <w:pPr>
-        <w:pStyle w:val="NormalWeb"/>
-        <w:spacing w:line="360" w:lineRule="auto"/>
-        <w:jc w:val="both"/>
-      </w:pPr>
-    </w:p>
-    <w:p>
-      <w:pPr>
-        <w:pStyle w:val="NormalWeb"/>
-        <w:spacing w:line="360" w:lineRule="auto"/>
-        <w:jc w:val="both"/>
-      </w:pPr>
-    </w:p>
-    <w:p>
-      <w:pPr>
-        <w:pStyle w:val="NormalWeb"/>
-        <w:spacing w:line="360" w:lineRule="auto"/>
-        <w:jc w:val="both"/>
-      </w:pPr>
-    </w:p>
-    <w:p>
-      <w:pPr>
-        <w:pStyle w:val="NormalWeb"/>
-        <w:spacing w:line="360" w:lineRule="auto"/>
-        <w:jc w:val="both"/>
-      </w:pPr>
-    </w:p>
-    <w:p>
-      <w:pPr>
-        <w:pStyle w:val="NormalWeb"/>
-        <w:spacing w:line="360" w:lineRule="auto"/>
-        <w:jc w:val="both"/>
-      </w:pPr>
-    </w:p>
-    <w:p>
-      <w:pPr>
-        <w:pStyle w:val="NormalWeb"/>
-        <w:spacing w:line="360" w:lineRule="auto"/>
-        <w:jc w:val="both"/>
-      </w:pPr>
-    </w:p>
-    <w:p>
-      <w:pPr>
-        <w:pStyle w:val="NormalWeb"/>
-        <w:spacing w:line="360" w:lineRule="auto"/>
-        <w:jc w:val="both"/>
-      </w:pPr>
-    </w:p>
-    <w:p>
-      <w:pPr>
-        <w:pStyle w:val="NormalWeb"/>
-        <w:spacing w:line="360" w:lineRule="auto"/>
-        <w:jc w:val="both"/>
-      </w:pPr>
-    </w:p>
-    <w:p>
-      <w:pPr>
-        <w:pStyle w:val="NormalWeb"/>
-        <w:spacing w:line="360" w:lineRule="auto"/>
-        <w:jc w:val="both"/>
-      </w:pPr>
-    </w:p>
-    <w:p>
-      <w:pPr>
-        <w:pStyle w:val="NormalWeb"/>
-        <w:spacing w:line="360" w:lineRule="auto"/>
-        <w:jc w:val="both"/>
+        <w:pStyle w:val="Heading2"/>
+        <w:spacing w:line="360" w:lineRule="auto"/>
+        <w:jc w:val="both"/>
+        <w:rPr>
+          <w:sz w:val="24"/>
+          <w:szCs w:val="24"/>
+        </w:rPr>
       </w:pPr>
     </w:p>
     <w:p>
@@ -785,15 +765,7 @@
         <w:t>Cart Synchronization During Direct Checkout:</w:t>
       </w:r>
       <w:r>
-        <w:t xml:space="preserve"> Resolving a frequent e-commerce flaw </w:t>
-      </w:r>
-      <w:proofErr w:type="gramStart"/>
-      <w:r>
-        <w:t>where</w:t>
-      </w:r>
-      <w:proofErr w:type="gramEnd"/>
-      <w:r>
-        <w:t xml:space="preserve"> triggering an isolated single-item "Buy Now" checkout accidentally purges or corrupts unrelated items already sitting within a user's persistent digital shopping cart.</w:t>
+        <w:t xml:space="preserve"> Resolving a frequent e-commerce flaw where triggering an isolated single-item "Buy Now" checkout accidentally purges or corrupts unrelated items already sitting within a user's persistent digital shopping cart.</w:t>
       </w:r>
     </w:p>
     <w:p>
@@ -1101,7 +1073,6 @@
       <w:r>
         <w:t>To build an atomic transactional database layer utilizing Laravel's database transaction facades (</w:t>
       </w:r>
-      <w:proofErr w:type="gramStart"/>
       <w:r>
         <w:rPr>
           <w:rStyle w:val="HTMLCode"/>
@@ -1109,17 +1080,7 @@
           <w:sz w:val="24"/>
           <w:szCs w:val="24"/>
         </w:rPr>
-        <w:t>DB::</w:t>
-      </w:r>
-      <w:proofErr w:type="gramEnd"/>
-      <w:r>
-        <w:rPr>
-          <w:rStyle w:val="HTMLCode"/>
-          <w:rFonts w:ascii="Times New Roman" w:hAnsi="Times New Roman" w:cs="Times New Roman"/>
-          <w:sz w:val="24"/>
-          <w:szCs w:val="24"/>
-        </w:rPr>
-        <w:t>transaction</w:t>
+        <w:t>DB::transaction</w:t>
       </w:r>
       <w:r>
         <w:t>) that completely rolls back partial operations if stock numbers fail to fulfill checkout requirements.</w:t>
@@ -1279,15 +1240,7 @@
         <w:jc w:val="both"/>
       </w:pPr>
       <w:r>
-        <w:t xml:space="preserve">Secure authentication via standard encrypted passwords (using Laravel's native </w:t>
-      </w:r>
-      <w:proofErr w:type="gramStart"/>
-      <w:r>
-        <w:t>Hashing</w:t>
-      </w:r>
-      <w:proofErr w:type="gramEnd"/>
-      <w:r>
-        <w:t xml:space="preserve"> system) or verified third-party Google OAuth2 session parameters.</w:t>
+        <w:t>Secure authentication via standard encrypted passwords (using Laravel's native Hashing system) or verified third-party Google OAuth2 session parameters.</w:t>
       </w:r>
     </w:p>
     <w:p>
@@ -1441,7 +1394,6 @@
       <w:r>
         <w:t xml:space="preserve">Server-side tracking of user </w:t>
       </w:r>
-      <w:proofErr w:type="spellStart"/>
       <w:r>
         <w:rPr>
           <w:rStyle w:val="HTMLCode"/>
@@ -1451,7 +1403,6 @@
         </w:rPr>
         <w:t>last_seen</w:t>
       </w:r>
-      <w:proofErr w:type="spellEnd"/>
       <w:r>
         <w:t xml:space="preserve"> timestamps upon verified web or API interactions.</w:t>
       </w:r>
@@ -1507,15 +1458,7 @@
         <w:t>No External Live Payment Settlement APIs:</w:t>
       </w:r>
       <w:r>
-        <w:t xml:space="preserve"> Payment operations (Cash/</w:t>
-      </w:r>
-      <w:proofErr w:type="spellStart"/>
-      <w:r>
-        <w:t>GCash</w:t>
-      </w:r>
-      <w:proofErr w:type="spellEnd"/>
-      <w:r>
-        <w:t>) rely on simulated transaction confirmation parameters logged and confirmed directly via administrative interfaces rather than running active payment provider API webhooks.</w:t>
+        <w:t xml:space="preserve"> Payment operations (Cash/GCash) rely on simulated transaction confirmation parameters logged and confirmed directly via administrative interfaces rather than running active payment provider API webhooks.</w:t>
       </w:r>
     </w:p>
     <w:p>
@@ -2813,21 +2756,12 @@
         <w:spacing w:line="360" w:lineRule="auto"/>
         <w:jc w:val="both"/>
       </w:pPr>
-      <w:proofErr w:type="spellStart"/>
       <w:r>
         <w:rPr>
           <w:b/>
           <w:bCs/>
         </w:rPr>
-        <w:t>Vite</w:t>
-      </w:r>
-      <w:proofErr w:type="spellEnd"/>
-      <w:r>
-        <w:rPr>
-          <w:b/>
-          <w:bCs/>
-        </w:rPr>
-        <w:t>:</w:t>
+        <w:t>Vite:</w:t>
       </w:r>
       <w:r>
         <w:t xml:space="preserve"> High-speed development tool asset packager and module reloader configured into Laravel's build assets.</w:t>
@@ -2885,21 +2819,12 @@
         <w:spacing w:line="360" w:lineRule="auto"/>
         <w:jc w:val="both"/>
       </w:pPr>
-      <w:proofErr w:type="spellStart"/>
       <w:r>
         <w:rPr>
           <w:b/>
           <w:bCs/>
         </w:rPr>
-        <w:t>Aiven</w:t>
-      </w:r>
-      <w:proofErr w:type="spellEnd"/>
-      <w:r>
-        <w:rPr>
-          <w:b/>
-          <w:bCs/>
-        </w:rPr>
-        <w:t>:</w:t>
+        <w:t>Aiven:</w:t>
       </w:r>
       <w:r>
         <w:t xml:space="preserve"> Cloud platform used to host and manage the remote decoupled MySQL database instance.</w:t>
@@ -3597,7 +3522,6 @@
         <w:spacing w:line="360" w:lineRule="auto"/>
         <w:jc w:val="both"/>
       </w:pPr>
-      <w:proofErr w:type="spellStart"/>
       <w:r>
         <w:rPr>
           <w:rStyle w:val="HTMLCode"/>
@@ -3607,17 +3531,8 @@
         </w:rPr>
         <w:t>fullname</w:t>
       </w:r>
-      <w:proofErr w:type="spellEnd"/>
-      <w:r>
-        <w:t xml:space="preserve"> (</w:t>
-      </w:r>
-      <w:proofErr w:type="gramStart"/>
-      <w:r>
-        <w:t>VARCHAR(</w:t>
-      </w:r>
-      <w:proofErr w:type="gramEnd"/>
-      <w:r>
-        <w:t>255), Not Null)</w:t>
+      <w:r>
+        <w:t xml:space="preserve"> (VARCHAR(255), Not Null)</w:t>
       </w:r>
     </w:p>
     <w:p>
@@ -3640,15 +3555,7 @@
         <w:t>email</w:t>
       </w:r>
       <w:r>
-        <w:t xml:space="preserve"> (</w:t>
-      </w:r>
-      <w:proofErr w:type="gramStart"/>
-      <w:r>
-        <w:t>VARCHAR(</w:t>
-      </w:r>
-      <w:proofErr w:type="gramEnd"/>
-      <w:r>
-        <w:t>255), Unique, Not Null)</w:t>
+        <w:t xml:space="preserve"> (VARCHAR(255), Unique, Not Null)</w:t>
       </w:r>
     </w:p>
     <w:p>
@@ -3672,15 +3579,7 @@
         <w:t>password</w:t>
       </w:r>
       <w:r>
-        <w:t xml:space="preserve"> (</w:t>
-      </w:r>
-      <w:proofErr w:type="gramStart"/>
-      <w:r>
-        <w:t>VARCHAR(</w:t>
-      </w:r>
-      <w:proofErr w:type="gramEnd"/>
-      <w:r>
-        <w:t>255), Nullable - Allows standard Google OAuth bypass paths)</w:t>
+        <w:t xml:space="preserve"> (VARCHAR(255), Nullable - Allows standard Google OAuth bypass paths)</w:t>
       </w:r>
     </w:p>
     <w:p>
@@ -3703,15 +3602,7 @@
         <w:t>role</w:t>
       </w:r>
       <w:r>
-        <w:t xml:space="preserve"> (</w:t>
-      </w:r>
-      <w:proofErr w:type="gramStart"/>
-      <w:r>
-        <w:t>ENUM(</w:t>
-      </w:r>
-      <w:proofErr w:type="gramEnd"/>
-      <w:r>
-        <w:t>'admin', 'customer'), Default 'customer')</w:t>
+        <w:t xml:space="preserve"> (ENUM('admin', 'customer'), Default 'customer')</w:t>
       </w:r>
     </w:p>
     <w:p>
@@ -3734,15 +3625,7 @@
         <w:t>phone</w:t>
       </w:r>
       <w:r>
-        <w:t xml:space="preserve"> (</w:t>
-      </w:r>
-      <w:proofErr w:type="gramStart"/>
-      <w:r>
-        <w:t>VARCHAR(</w:t>
-      </w:r>
-      <w:proofErr w:type="gramEnd"/>
-      <w:r>
-        <w:t>50), Nullable)</w:t>
+        <w:t xml:space="preserve"> (VARCHAR(50), Nullable)</w:t>
       </w:r>
     </w:p>
     <w:p>
@@ -3778,7 +3661,6 @@
         <w:spacing w:line="360" w:lineRule="auto"/>
         <w:jc w:val="both"/>
       </w:pPr>
-      <w:proofErr w:type="spellStart"/>
       <w:r>
         <w:rPr>
           <w:rStyle w:val="HTMLCode"/>
@@ -3788,7 +3670,6 @@
         </w:rPr>
         <w:t>last_seen</w:t>
       </w:r>
-      <w:proofErr w:type="spellEnd"/>
       <w:r>
         <w:t xml:space="preserve"> (TIMESTAMP, Nullable)</w:t>
       </w:r>
@@ -3883,15 +3764,7 @@
         <w:t>name</w:t>
       </w:r>
       <w:r>
-        <w:t xml:space="preserve"> (</w:t>
-      </w:r>
-      <w:proofErr w:type="gramStart"/>
-      <w:r>
-        <w:t>VARCHAR(</w:t>
-      </w:r>
-      <w:proofErr w:type="gramEnd"/>
-      <w:r>
-        <w:t>255), Not Null)</w:t>
+        <w:t xml:space="preserve"> (VARCHAR(255), Not Null)</w:t>
       </w:r>
     </w:p>
     <w:p>
@@ -3914,15 +3787,7 @@
         <w:t>category</w:t>
       </w:r>
       <w:r>
-        <w:t xml:space="preserve"> (</w:t>
-      </w:r>
-      <w:proofErr w:type="gramStart"/>
-      <w:r>
-        <w:t>VARCHAR(</w:t>
-      </w:r>
-      <w:proofErr w:type="gramEnd"/>
-      <w:r>
-        <w:t>100), Not Null)</w:t>
+        <w:t xml:space="preserve"> (VARCHAR(100), Not Null)</w:t>
       </w:r>
     </w:p>
     <w:p>
@@ -3945,15 +3810,7 @@
         <w:t>price</w:t>
       </w:r>
       <w:r>
-        <w:t xml:space="preserve"> (</w:t>
-      </w:r>
-      <w:proofErr w:type="gramStart"/>
-      <w:r>
-        <w:t>DECIMAL(</w:t>
-      </w:r>
-      <w:proofErr w:type="gramEnd"/>
-      <w:r>
-        <w:t>10,2), Not Null)</w:t>
+        <w:t xml:space="preserve"> (DECIMAL(10,2), Not Null)</w:t>
       </w:r>
     </w:p>
     <w:p>
@@ -3989,7 +3846,6 @@
         <w:spacing w:line="360" w:lineRule="auto"/>
         <w:jc w:val="both"/>
       </w:pPr>
-      <w:proofErr w:type="spellStart"/>
       <w:r>
         <w:rPr>
           <w:rStyle w:val="HTMLCode"/>
@@ -3999,7 +3855,6 @@
         </w:rPr>
         <w:t>image_url</w:t>
       </w:r>
-      <w:proofErr w:type="spellEnd"/>
       <w:r>
         <w:t xml:space="preserve"> (TEXT, Nullable)</w:t>
       </w:r>
@@ -4084,7 +3939,6 @@
         <w:spacing w:line="360" w:lineRule="auto"/>
         <w:jc w:val="both"/>
       </w:pPr>
-      <w:proofErr w:type="spellStart"/>
       <w:r>
         <w:rPr>
           <w:rStyle w:val="HTMLCode"/>
@@ -4094,7 +3948,6 @@
         </w:rPr>
         <w:t>user_id</w:t>
       </w:r>
-      <w:proofErr w:type="spellEnd"/>
       <w:r>
         <w:t xml:space="preserve"> (FOREIGN KEY referencing </w:t>
       </w:r>
@@ -4121,7 +3974,6 @@
         <w:spacing w:line="360" w:lineRule="auto"/>
         <w:jc w:val="both"/>
       </w:pPr>
-      <w:proofErr w:type="spellStart"/>
       <w:r>
         <w:rPr>
           <w:rStyle w:val="HTMLCode"/>
@@ -4131,7 +3983,6 @@
         </w:rPr>
         <w:t>product_id</w:t>
       </w:r>
-      <w:proofErr w:type="spellEnd"/>
       <w:r>
         <w:t xml:space="preserve"> (FOREIGN KEY referencing </w:t>
       </w:r>
@@ -4251,7 +4102,6 @@
         <w:spacing w:line="360" w:lineRule="auto"/>
         <w:jc w:val="both"/>
       </w:pPr>
-      <w:proofErr w:type="spellStart"/>
       <w:r>
         <w:rPr>
           <w:rStyle w:val="HTMLCode"/>
@@ -4261,7 +4111,6 @@
         </w:rPr>
         <w:t>user_id</w:t>
       </w:r>
-      <w:proofErr w:type="spellEnd"/>
       <w:r>
         <w:t xml:space="preserve"> (FOREIGN KEY referencing </w:t>
       </w:r>
@@ -4288,7 +4137,6 @@
         <w:spacing w:line="360" w:lineRule="auto"/>
         <w:jc w:val="both"/>
       </w:pPr>
-      <w:proofErr w:type="spellStart"/>
       <w:r>
         <w:rPr>
           <w:rStyle w:val="HTMLCode"/>
@@ -4298,7 +4146,6 @@
         </w:rPr>
         <w:t>product_id</w:t>
       </w:r>
-      <w:proofErr w:type="spellEnd"/>
       <w:r>
         <w:t xml:space="preserve"> (FOREIGN KEY referencing </w:t>
       </w:r>
@@ -4348,7 +4195,6 @@
         <w:spacing w:line="360" w:lineRule="auto"/>
         <w:jc w:val="both"/>
       </w:pPr>
-      <w:proofErr w:type="spellStart"/>
       <w:r>
         <w:rPr>
           <w:rStyle w:val="HTMLCode"/>
@@ -4358,17 +4204,8 @@
         </w:rPr>
         <w:t>total_price</w:t>
       </w:r>
-      <w:proofErr w:type="spellEnd"/>
-      <w:r>
-        <w:t xml:space="preserve"> (</w:t>
-      </w:r>
-      <w:proofErr w:type="gramStart"/>
-      <w:r>
-        <w:t>DECIMAL(</w:t>
-      </w:r>
-      <w:proofErr w:type="gramEnd"/>
-      <w:r>
-        <w:t>10,2), Not Null)</w:t>
+      <w:r>
+        <w:t xml:space="preserve"> (DECIMAL(10,2), Not Null)</w:t>
       </w:r>
     </w:p>
     <w:p>
@@ -4391,15 +4228,7 @@
         <w:t>status</w:t>
       </w:r>
       <w:r>
-        <w:t xml:space="preserve"> (</w:t>
-      </w:r>
-      <w:proofErr w:type="gramStart"/>
-      <w:r>
-        <w:t>VARCHAR(</w:t>
-      </w:r>
-      <w:proofErr w:type="gramEnd"/>
-      <w:r>
-        <w:t>50), Default 'Pending')</w:t>
+        <w:t xml:space="preserve"> (VARCHAR(50), Default 'Pending')</w:t>
       </w:r>
     </w:p>
     <w:p>
@@ -4412,7 +4241,6 @@
         <w:spacing w:line="360" w:lineRule="auto"/>
         <w:jc w:val="both"/>
       </w:pPr>
-      <w:proofErr w:type="spellStart"/>
       <w:r>
         <w:rPr>
           <w:rStyle w:val="HTMLCode"/>
@@ -4423,7 +4251,6 @@
         <w:lastRenderedPageBreak/>
         <w:t>created_at</w:t>
       </w:r>
-      <w:proofErr w:type="spellEnd"/>
       <w:r>
         <w:t xml:space="preserve"> (TIMESTAMP)</w:t>
       </w:r>
@@ -4541,15 +4368,7 @@
         <w:t>category</w:t>
       </w:r>
       <w:r>
-        <w:t xml:space="preserve"> (</w:t>
-      </w:r>
-      <w:proofErr w:type="gramStart"/>
-      <w:r>
-        <w:t>VARCHAR(</w:t>
-      </w:r>
-      <w:proofErr w:type="gramEnd"/>
-      <w:r>
-        <w:t>100), Not Null)</w:t>
+        <w:t xml:space="preserve"> (VARCHAR(100), Not Null)</w:t>
       </w:r>
     </w:p>
     <w:p>
@@ -4572,15 +4391,7 @@
         <w:t>amount</w:t>
       </w:r>
       <w:r>
-        <w:t xml:space="preserve"> (</w:t>
-      </w:r>
-      <w:proofErr w:type="gramStart"/>
-      <w:r>
-        <w:t>DECIMAL(</w:t>
-      </w:r>
-      <w:proofErr w:type="gramEnd"/>
-      <w:r>
-        <w:t>10,2), Not Null)</w:t>
+        <w:t xml:space="preserve"> (DECIMAL(10,2), Not Null)</w:t>
       </w:r>
     </w:p>
     <w:p>
@@ -4593,7 +4404,6 @@
         <w:spacing w:line="360" w:lineRule="auto"/>
         <w:jc w:val="both"/>
       </w:pPr>
-      <w:proofErr w:type="spellStart"/>
       <w:r>
         <w:rPr>
           <w:rStyle w:val="HTMLCode"/>
@@ -4603,7 +4413,6 @@
         </w:rPr>
         <w:t>date_added</w:t>
       </w:r>
-      <w:proofErr w:type="spellEnd"/>
       <w:r>
         <w:t xml:space="preserve"> (TIMESTAMP)</w:t>
       </w:r>
@@ -4751,17 +4560,8 @@
         <w:jc w:val="both"/>
       </w:pPr>
       <w:r>
-        <w:t xml:space="preserve">The building lifecycle progressed through an agile framework. Initial work focused on Laravel database migrations and model composition, spinning up tables directly inside the </w:t>
-      </w:r>
-      <w:proofErr w:type="spellStart"/>
-      <w:r>
-        <w:t>Aiven</w:t>
-      </w:r>
-      <w:proofErr w:type="spellEnd"/>
-      <w:r>
-        <w:t xml:space="preserve"> cloud storage layer. Core development then shifted to setting up custom Laravel middleware stacks (</w:t>
-      </w:r>
-      <w:proofErr w:type="spellStart"/>
+        <w:t>The building lifecycle progressed through an agile framework. Initial work focused on Laravel database migrations and model composition, spinning up tables directly inside the Aiven cloud storage layer. Core development then shifted to setting up custom Laravel middleware stacks (</w:t>
+      </w:r>
       <w:r>
         <w:rPr>
           <w:rStyle w:val="HTMLCode"/>
@@ -4771,11 +4571,9 @@
         </w:rPr>
         <w:t>CheckAdmin</w:t>
       </w:r>
-      <w:proofErr w:type="spellEnd"/>
       <w:r>
         <w:t xml:space="preserve"> and </w:t>
       </w:r>
-      <w:proofErr w:type="spellStart"/>
       <w:r>
         <w:rPr>
           <w:rStyle w:val="HTMLCode"/>
@@ -4785,11 +4583,9 @@
         </w:rPr>
         <w:t>CheckCustomer</w:t>
       </w:r>
-      <w:proofErr w:type="spellEnd"/>
       <w:r>
         <w:t xml:space="preserve">) to intercept route files. Finally, transaction management features were integrated into the checkout controller methods using </w:t>
       </w:r>
-      <w:proofErr w:type="gramStart"/>
       <w:r>
         <w:rPr>
           <w:rStyle w:val="HTMLCode"/>
@@ -4797,17 +4593,7 @@
           <w:sz w:val="24"/>
           <w:szCs w:val="24"/>
         </w:rPr>
-        <w:t>DB::</w:t>
-      </w:r>
-      <w:proofErr w:type="gramEnd"/>
-      <w:r>
-        <w:rPr>
-          <w:rStyle w:val="HTMLCode"/>
-          <w:rFonts w:ascii="Times New Roman" w:hAnsi="Times New Roman" w:cs="Times New Roman"/>
-          <w:sz w:val="24"/>
-          <w:szCs w:val="24"/>
-        </w:rPr>
-        <w:t>transaction</w:t>
+        <w:t>DB::transaction</w:t>
       </w:r>
       <w:r>
         <w:t xml:space="preserve"> closures to process purchasing paths safely.</w:t>
@@ -4884,7 +4670,6 @@
       <w:r>
         <w:t xml:space="preserve"> Simulating rapid checkout actions against low-stock items to verify that secondary controller processes hit inventory limits, fail cleanly, and execute a data </w:t>
       </w:r>
-      <w:proofErr w:type="gramStart"/>
       <w:r>
         <w:rPr>
           <w:rStyle w:val="HTMLCode"/>
@@ -4892,28 +4677,7 @@
           <w:sz w:val="24"/>
           <w:szCs w:val="24"/>
         </w:rPr>
-        <w:t>DB::</w:t>
-      </w:r>
-      <w:proofErr w:type="spellStart"/>
-      <w:proofErr w:type="gramEnd"/>
-      <w:r>
-        <w:rPr>
-          <w:rStyle w:val="HTMLCode"/>
-          <w:rFonts w:ascii="Times New Roman" w:hAnsi="Times New Roman" w:cs="Times New Roman"/>
-          <w:sz w:val="24"/>
-          <w:szCs w:val="24"/>
-        </w:rPr>
-        <w:t>rollBack</w:t>
-      </w:r>
-      <w:proofErr w:type="spellEnd"/>
-      <w:r>
-        <w:rPr>
-          <w:rStyle w:val="HTMLCode"/>
-          <w:rFonts w:ascii="Times New Roman" w:hAnsi="Times New Roman" w:cs="Times New Roman"/>
-          <w:sz w:val="24"/>
-          <w:szCs w:val="24"/>
-        </w:rPr>
-        <w:t>()</w:t>
+        <w:t>DB::rollBack()</w:t>
       </w:r>
       <w:r>
         <w:t xml:space="preserve"> state safely.</w:t>
@@ -5478,23 +5242,7 @@
         <w:t>Live Payment Provider Integration:</w:t>
       </w:r>
       <w:r>
-        <w:t xml:space="preserve"> Migrating beyond manual status confirmation checks toward direct API integrations with authorized platforms (such as the </w:t>
-      </w:r>
-      <w:proofErr w:type="spellStart"/>
-      <w:r>
-        <w:t>PayMongo</w:t>
-      </w:r>
-      <w:proofErr w:type="spellEnd"/>
-      <w:r>
-        <w:t xml:space="preserve">, Maya, or </w:t>
-      </w:r>
-      <w:proofErr w:type="spellStart"/>
-      <w:r>
-        <w:t>GCash</w:t>
-      </w:r>
-      <w:proofErr w:type="spellEnd"/>
-      <w:r>
-        <w:t xml:space="preserve"> developer networks) to handle instant, programmatic payment callbacks.</w:t>
+        <w:t xml:space="preserve"> Migrating beyond manual status confirmation checks toward direct API integrations with authorized platforms (such as the PayMongo, Maya, or GCash developer networks) to handle instant, programmatic payment callbacks.</w:t>
       </w:r>
     </w:p>
     <w:p>
@@ -5515,15 +5263,7 @@
         <w:t>Dynamic Delivery Mapping Webhooks:</w:t>
       </w:r>
       <w:r>
-        <w:t xml:space="preserve"> Integrating real-time third-party shipping logistics APIs (such as </w:t>
-      </w:r>
-      <w:proofErr w:type="spellStart"/>
-      <w:r>
-        <w:t>Lalamove</w:t>
-      </w:r>
-      <w:proofErr w:type="spellEnd"/>
-      <w:r>
-        <w:t>, J&amp;T Express, or Ninja Van) to automate delivery cost estimations based on live courier distances.</w:t>
+        <w:t xml:space="preserve"> Integrating real-time third-party shipping logistics APIs (such as Lalamove, J&amp;T Express, or Ninja Van) to automate delivery cost estimations based on live courier distances.</w:t>
       </w:r>
     </w:p>
     <w:p>
@@ -5700,23 +5440,7 @@
           <w:i/>
           <w:iCs/>
         </w:rPr>
-        <w:t xml:space="preserve">MySQL 8.0 Reference Manual: </w:t>
-      </w:r>
-      <w:proofErr w:type="spellStart"/>
-      <w:r>
-        <w:rPr>
-          <w:i/>
-          <w:iCs/>
-        </w:rPr>
-        <w:t>InnoDB</w:t>
-      </w:r>
-      <w:proofErr w:type="spellEnd"/>
-      <w:r>
-        <w:rPr>
-          <w:i/>
-          <w:iCs/>
-        </w:rPr>
-        <w:t xml:space="preserve"> Transaction Model and Isolation Levels</w:t>
+        <w:t>MySQL 8.0 Reference Manual: InnoDB Transaction Model and Isolation Levels</w:t>
       </w:r>
       <w:r>
         <w:t xml:space="preserve">. Retrieved from </w:t>
@@ -5748,23 +5472,7 @@
           <w:i/>
           <w:iCs/>
         </w:rPr>
-        <w:t xml:space="preserve">PHP Hypertext Preprocessor Language Core Manual and </w:t>
-      </w:r>
-      <w:proofErr w:type="gramStart"/>
-      <w:r>
-        <w:rPr>
-          <w:i/>
-          <w:iCs/>
-        </w:rPr>
-        <w:t>Object Oriented</w:t>
-      </w:r>
-      <w:proofErr w:type="gramEnd"/>
-      <w:r>
-        <w:rPr>
-          <w:i/>
-          <w:iCs/>
-        </w:rPr>
-        <w:t xml:space="preserve"> Coding Practices</w:t>
+        <w:t>PHP Hypertext Preprocessor Language Core Manual and Object Oriented Coding Practices</w:t>
       </w:r>
       <w:r>
         <w:t xml:space="preserve">. Retrieved from </w:t>
